--- a/examples/transf/doc/61-feature-selection-relief.docx
+++ b/examples/transf/doc/61-feature-selection-relief.docx
@@ -409,7 +409,7 @@
         <w:rPr>
           <w:rStyle w:val="VerbatimChar"/>
         </w:rPr>
-        <w:t xml:space="preserve">##        feature      score</w:t>
+        <w:t xml:space="preserve">##        feature     score</w:t>
       </w:r>
       <w:r>
         <w:br/>
@@ -418,7 +418,7 @@
         <w:rPr>
           <w:rStyle w:val="VerbatimChar"/>
         </w:rPr>
-        <w:t xml:space="preserve">## 1  Petal.Width 0.18416667</w:t>
+        <w:t xml:space="preserve">## 1  Petal.Width 0.2108333</w:t>
       </w:r>
       <w:r>
         <w:br/>
@@ -427,7 +427,7 @@
         <w:rPr>
           <w:rStyle w:val="VerbatimChar"/>
         </w:rPr>
-        <w:t xml:space="preserve">## 2 Petal.Length 0.15525424</w:t>
+        <w:t xml:space="preserve">## 2 Petal.Length 0.1633898</w:t>
       </w:r>
       <w:r>
         <w:br/>
@@ -436,7 +436,7 @@
         <w:rPr>
           <w:rStyle w:val="VerbatimChar"/>
         </w:rPr>
-        <w:t xml:space="preserve">## 3  Sepal.Width 0.13250000</w:t>
+        <w:t xml:space="preserve">## 3  Sepal.Width 0.1508333</w:t>
       </w:r>
       <w:r>
         <w:br/>
@@ -445,7 +445,7 @@
         <w:rPr>
           <w:rStyle w:val="VerbatimChar"/>
         </w:rPr>
-        <w:t xml:space="preserve">## 4 Sepal.Length 0.05055556</w:t>
+        <w:t xml:space="preserve">## 4 Sepal.Length 0.0600000</w:t>
       </w:r>
     </w:p>
     <w:p>

--- a/examples/transf/doc/61-feature-selection-relief.docx
+++ b/examples/transf/doc/61-feature-selection-relief.docx
@@ -409,7 +409,7 @@
         <w:rPr>
           <w:rStyle w:val="VerbatimChar"/>
         </w:rPr>
-        <w:t xml:space="preserve">##        feature     score</w:t>
+        <w:t xml:space="preserve">##        feature      score</w:t>
       </w:r>
       <w:r>
         <w:br/>
@@ -418,7 +418,7 @@
         <w:rPr>
           <w:rStyle w:val="VerbatimChar"/>
         </w:rPr>
-        <w:t xml:space="preserve">## 1  Petal.Width 0.2108333</w:t>
+        <w:t xml:space="preserve">## 1  Petal.Width 0.18416667</w:t>
       </w:r>
       <w:r>
         <w:br/>
@@ -427,7 +427,7 @@
         <w:rPr>
           <w:rStyle w:val="VerbatimChar"/>
         </w:rPr>
-        <w:t xml:space="preserve">## 2 Petal.Length 0.1633898</w:t>
+        <w:t xml:space="preserve">## 2 Petal.Length 0.15525424</w:t>
       </w:r>
       <w:r>
         <w:br/>
@@ -436,7 +436,7 @@
         <w:rPr>
           <w:rStyle w:val="VerbatimChar"/>
         </w:rPr>
-        <w:t xml:space="preserve">## 3  Sepal.Width 0.1508333</w:t>
+        <w:t xml:space="preserve">## 3  Sepal.Width 0.13250000</w:t>
       </w:r>
       <w:r>
         <w:br/>
@@ -445,7 +445,7 @@
         <w:rPr>
           <w:rStyle w:val="VerbatimChar"/>
         </w:rPr>
-        <w:t xml:space="preserve">## 4 Sepal.Length 0.0600000</w:t>
+        <w:t xml:space="preserve">## 4 Sepal.Length 0.05055556</w:t>
       </w:r>
     </w:p>
     <w:p>
